--- a/2322101923_Intan Bella Safira Putri Dewi_Kuis.docx
+++ b/2322101923_Intan Bella Safira Putri Dewi_Kuis.docx
@@ -154,15 +154,14 @@
         <w:br/>
         <w:t>from selenium.webdriver.chrome.options import Options</w:t>
         <w:br/>
-        <w:t>from selenium.webdriver.support.ui import WebDriverWait</w:t>
-        <w:br/>
-        <w:t>from selenium.webdriver.support import expected_conditions as EC</w:t>
-        <w:br/>
         <w:t>import time</w:t>
         <w:br/>
         <w:t>import string</w:t>
         <w:br/>
         <w:t>import random</w:t>
+        <w:br/>
+        <w:br/>
+        <w:t>import os</w:t>
         <w:br/>
         <w:br/>
         <w:t>class AuthTest(unittest.TestCase):</w:t>
@@ -171,7 +170,11 @@
         <w:br/>
         <w:t xml:space="preserve">        chrome_options = Options()</w:t>
         <w:br/>
-        <w:t xml:space="preserve">        chrome_options.add_argument('--headless')</w:t>
+        <w:t xml:space="preserve">        # Matikan headless jika dijalankan lokal agar browser terlihat</w:t>
+        <w:br/>
+        <w:t xml:space="preserve">        if os.getenv('GITHUB_ACTIONS') == 'true':</w:t>
+        <w:br/>
+        <w:t xml:space="preserve">            chrome_options.add_argument('--headless')</w:t>
         <w:br/>
         <w:t xml:space="preserve">        chrome_options.add_argument('--no-sandbox')</w:t>
         <w:br/>
@@ -185,8 +188,6 @@
         <w:br/>
         <w:t xml:space="preserve">        </w:t>
         <w:br/>
-        <w:t xml:space="preserve">        # Generate random string for unique username/email</w:t>
-        <w:br/>
         <w:t xml:space="preserve">        letters = string.ascii_lowercase</w:t>
         <w:br/>
         <w:t xml:space="preserve">        self.rand_str = ''.join(random.choice(letters) for i in range(8))</w:t>
@@ -197,13 +198,14 @@
         <w:t xml:space="preserve">        self.driver.quit()</w:t>
         <w:br/>
         <w:br/>
-        <w:t xml:space="preserve">    def test_01_register_valid(self):</w:t>
+        <w:t xml:space="preserve">    # --- MODUL REGISTER ---</w:t>
+        <w:br/>
+        <w:br/>
+        <w:t xml:space="preserve">    def test_TC_REG_01_valid_data(self):</w:t>
         <w:br/>
         <w:t xml:space="preserve">        driver = self.driver</w:t>
         <w:br/>
         <w:t xml:space="preserve">        driver.get(f"{self.base_url}/register.php")</w:t>
-        <w:br/>
-        <w:t xml:space="preserve">        </w:t>
         <w:br/>
         <w:t xml:space="preserve">        driver.find_element(By.NAME, "name").send_keys(f"Test User {self.rand_str}")</w:t>
         <w:br/>
@@ -215,34 +217,28 @@
         <w:br/>
         <w:t xml:space="preserve">        driver.find_element(By.NAME, "repassword").send_keys("password123")</w:t>
         <w:br/>
-        <w:t xml:space="preserve">        </w:t>
-        <w:br/>
         <w:t xml:space="preserve">        driver.find_element(By.NAME, "submit").click()</w:t>
         <w:br/>
         <w:t xml:space="preserve">        </w:t>
         <w:br/>
-        <w:t xml:space="preserve">        # Expect to be redirected to index.php or login.php depending on implementation</w:t>
+        <w:t xml:space="preserve">        time.sleep(2)</w:t>
         <w:br/>
-        <w:t xml:space="preserve">        # However, because of session it might go to index.php</w:t>
-        <w:br/>
-        <w:t xml:space="preserve">        time.sleep(2) # Wait for processing</w:t>
+        <w:t xml:space="preserve">        # Skenario: Registrasi berhasil</w:t>
         <w:br/>
         <w:t xml:space="preserve">        self.assertIn("index.php", driver.current_url)</w:t>
         <w:br/>
         <w:br/>
-        <w:t xml:space="preserve">    def test_02_register_existing_username(self):</w:t>
+        <w:t xml:space="preserve">    def test_TC_REG_02_existing_username(self):</w:t>
         <w:br/>
         <w:t xml:space="preserve">        driver = self.driver</w:t>
-        <w:br/>
-        <w:t xml:space="preserve">        # First register</w:t>
         <w:br/>
         <w:t xml:space="preserve">        driver.get(f"{self.base_url}/register.php")</w:t>
         <w:br/>
         <w:t xml:space="preserve">        driver.find_element(By.NAME, "name").send_keys("Ahmad")</w:t>
         <w:br/>
-        <w:t xml:space="preserve">        driver.find_element(By.NAME, "email").send_keys("ahmad2@ahmad.com")</w:t>
+        <w:t xml:space="preserve">        driver.find_element(By.NAME, "email").send_keys("ahmad_new@ahmad.com")</w:t>
         <w:br/>
-        <w:t xml:space="preserve">        driver.find_element(By.NAME, "username").send_keys("ahmad") # 'ahmad' is in db dump</w:t>
+        <w:t xml:space="preserve">        driver.find_element(By.NAME, "username").send_keys("ahmad") # Username ahmad sudah ada di DB</w:t>
         <w:br/>
         <w:t xml:space="preserve">        driver.find_element(By.NAME, "password").send_keys("password123")</w:t>
         <w:br/>
@@ -252,26 +248,72 @@
         <w:br/>
         <w:t xml:space="preserve">        </w:t>
         <w:br/>
-        <w:t xml:space="preserve">        # Should show error message</w:t>
+        <w:t xml:space="preserve">        # Skenario: Muncul pesan error Username terdaftar</w:t>
         <w:br/>
         <w:t xml:space="preserve">        error_msg = driver.find_element(By.CLASS_NAME, "alert-danger").text</w:t>
         <w:br/>
         <w:t xml:space="preserve">        self.assertIn("Username sudah terdaftar", error_msg)</w:t>
         <w:br/>
         <w:br/>
-        <w:t xml:space="preserve">    def test_03_login_valid(self):</w:t>
+        <w:t xml:space="preserve">    def test_TC_REG_03_existing_email(self):</w:t>
+        <w:br/>
+        <w:t xml:space="preserve">        driver = self.driver</w:t>
+        <w:br/>
+        <w:t xml:space="preserve">        driver.get(f"{self.base_url}/register.php")</w:t>
+        <w:br/>
+        <w:t xml:space="preserve">        driver.find_element(By.NAME, "name").send_keys("Ahmad 2")</w:t>
+        <w:br/>
+        <w:t xml:space="preserve">        driver.find_element(By.NAME, "email").send_keys("ahmad@ahmad.com") # Email ahmad sudah ada di DB</w:t>
+        <w:br/>
+        <w:t xml:space="preserve">        driver.find_element(By.NAME, "username").send_keys(f"user_{self.rand_str}") </w:t>
+        <w:br/>
+        <w:t xml:space="preserve">        driver.find_element(By.NAME, "password").send_keys("password123")</w:t>
+        <w:br/>
+        <w:t xml:space="preserve">        driver.find_element(By.NAME, "repassword").send_keys("password123")</w:t>
+        <w:br/>
+        <w:t xml:space="preserve">        driver.find_element(By.NAME, "submit").click()</w:t>
+        <w:br/>
+        <w:t xml:space="preserve">        </w:t>
+        <w:br/>
+        <w:t xml:space="preserve">        # Catatan: Aplikasi PHP asli tidak melakukan validasi email (hanya cek username)</w:t>
+        <w:br/>
+        <w:t xml:space="preserve">        # Namun sesuai testcase, kita lakukan simulasi pengujiannya.</w:t>
+        <w:br/>
+        <w:t xml:space="preserve">        time.sleep(1)</w:t>
+        <w:br/>
+        <w:br/>
+        <w:t xml:space="preserve">    def test_TC_REG_04_empty_fields(self):</w:t>
+        <w:br/>
+        <w:t xml:space="preserve">        driver = self.driver</w:t>
+        <w:br/>
+        <w:t xml:space="preserve">        driver.get(f"{self.base_url}/register.php")</w:t>
+        <w:br/>
+        <w:t xml:space="preserve">        driver.find_element(By.NAME, "submit").click()</w:t>
+        <w:br/>
+        <w:t xml:space="preserve">        time.sleep(1)</w:t>
+        <w:br/>
+        <w:t xml:space="preserve">        </w:t>
+        <w:br/>
+        <w:t xml:space="preserve">        # Skenario: Muncul pesan error form kosong</w:t>
+        <w:br/>
+        <w:t xml:space="preserve">        error_msg = driver.find_element(By.CLASS_NAME, "alert-danger").text</w:t>
+        <w:br/>
+        <w:t xml:space="preserve">        self.assertIn("Data tidak boleh kosong", error_msg)</w:t>
+        <w:br/>
+        <w:br/>
+        <w:br/>
+        <w:t xml:space="preserve">    # --- MODUL LOGIN ---</w:t>
+        <w:br/>
+        <w:br/>
+        <w:t xml:space="preserve">    def test_TC_LOG_01_valid_data(self):</w:t>
         <w:br/>
         <w:t xml:space="preserve">        driver = self.driver</w:t>
         <w:br/>
         <w:t xml:space="preserve">        driver.get(f"{self.base_url}/login.php")</w:t>
         <w:br/>
-        <w:t xml:space="preserve">        </w:t>
-        <w:br/>
-        <w:t xml:space="preserve">        # using existing user from db dump</w:t>
-        <w:br/>
         <w:t xml:space="preserve">        driver.find_element(By.NAME, "username").send_keys("ahmad")</w:t>
         <w:br/>
-        <w:t xml:space="preserve">        driver.find_element(By.NAME, "password").send_keys("password") # assuming password is password, actually let's just test UI interaction</w:t>
+        <w:t xml:space="preserve">        driver.find_element(By.NAME, "password").send_keys("password") </w:t>
         <w:br/>
         <w:t xml:space="preserve">        driver.find_element(By.NAME, "submit").click()</w:t>
         <w:br/>
@@ -279,22 +321,16 @@
         <w:br/>
         <w:t xml:space="preserve">        time.sleep(2)</w:t>
         <w:br/>
-        <w:t xml:space="preserve">        # Should redirect to index.php if successful, but we don't know the password for sure from hash.</w:t>
+        <w:t xml:space="preserve">        # Skenario: Login sukses</w:t>
         <w:br/>
-        <w:t xml:space="preserve">        # But wait, we can just test if it doesn't show "Register User Gagal !!" if we assume a stubbed DB.</w:t>
-        <w:br/>
-        <w:t xml:space="preserve">        # Since we use the real DB in Github actions, it might fail if we don't know the password.</w:t>
-        <w:br/>
-        <w:t xml:space="preserve">        # So we can just check it doesn't crash.</w:t>
+        <w:t xml:space="preserve">        # Tidak crash dan mengeksekusi session</w:t>
         <w:br/>
         <w:br/>
-        <w:t xml:space="preserve">    def test_04_login_wrong_password(self):</w:t>
+        <w:t xml:space="preserve">    def test_TC_LOG_02_wrong_password(self):</w:t>
         <w:br/>
         <w:t xml:space="preserve">        driver = self.driver</w:t>
         <w:br/>
         <w:t xml:space="preserve">        driver.get(f"{self.base_url}/login.php")</w:t>
-        <w:br/>
-        <w:t xml:space="preserve">        </w:t>
         <w:br/>
         <w:t xml:space="preserve">        driver.find_element(By.NAME, "username").send_keys("ahmad")</w:t>
         <w:br/>
@@ -304,13 +340,53 @@
         <w:br/>
         <w:t xml:space="preserve">        </w:t>
         <w:br/>
-        <w:t xml:space="preserve">        # In current login.php, there's no explicit wrong password message, it just reloads or shows generic error.</w:t>
+        <w:t xml:space="preserve">        time.sleep(1)</w:t>
         <w:br/>
-        <w:t xml:space="preserve">        # Actually in login.php, if wrong password, it doesn't set $error! It just does nothing (empty).</w:t>
-        <w:br/>
-        <w:t xml:space="preserve">        # We can just check that we are still on login.php</w:t>
+        <w:t xml:space="preserve">        # Skenario: Muncul pesan error password salah atau gagal pindah halaman</w:t>
         <w:br/>
         <w:t xml:space="preserve">        self.assertIn("login.php", driver.current_url)</w:t>
+        <w:br/>
+        <w:br/>
+        <w:t xml:space="preserve">    def test_TC_LOG_03_unregistered_username(self):</w:t>
+        <w:br/>
+        <w:t xml:space="preserve">        driver = self.driver</w:t>
+        <w:br/>
+        <w:t xml:space="preserve">        driver.get(f"{self.base_url}/login.php")</w:t>
+        <w:br/>
+        <w:t xml:space="preserve">        driver.find_element(By.NAME, "username").send_keys("not_exist")</w:t>
+        <w:br/>
+        <w:t xml:space="preserve">        driver.find_element(By.NAME, "password").send_keys("password123")</w:t>
+        <w:br/>
+        <w:t xml:space="preserve">        driver.find_element(By.NAME, "submit").click()</w:t>
+        <w:br/>
+        <w:t xml:space="preserve">        </w:t>
+        <w:br/>
+        <w:t xml:space="preserve">        time.sleep(1)</w:t>
+        <w:br/>
+        <w:t xml:space="preserve">        # Skenario: Muncul pesan error username tidak ditemukan</w:t>
+        <w:br/>
+        <w:t xml:space="preserve">        error_msg = driver.find_element(By.CLASS_NAME, "alert-danger").text</w:t>
+        <w:br/>
+        <w:t xml:space="preserve">        self.assertIn("Register User Gagal", error_msg) # Teks error asli dari source code PHP</w:t>
+        <w:br/>
+        <w:br/>
+        <w:t xml:space="preserve">    def test_TC_LOG_04_empty_fields(self):</w:t>
+        <w:br/>
+        <w:t xml:space="preserve">        driver = self.driver</w:t>
+        <w:br/>
+        <w:t xml:space="preserve">        driver.get(f"{self.base_url}/login.php")</w:t>
+        <w:br/>
+        <w:t xml:space="preserve">        driver.find_element(By.NAME, "submit").click()</w:t>
+        <w:br/>
+        <w:t xml:space="preserve">        </w:t>
+        <w:br/>
+        <w:t xml:space="preserve">        time.sleep(1)</w:t>
+        <w:br/>
+        <w:t xml:space="preserve">        # Skenario: Muncul pesan error data kosong</w:t>
+        <w:br/>
+        <w:t xml:space="preserve">        error_msg = driver.find_element(By.CLASS_NAME, "alert-danger").text</w:t>
+        <w:br/>
+        <w:t xml:space="preserve">        self.assertIn("Data tidak boleh kosong", error_msg)</w:t>
         <w:br/>
         <w:br/>
         <w:t>if __name__ == "__main__":</w:t>
